--- a/pc_package/PCR-009_virus_filtration.docx
+++ b/pc_package/PCR-009_virus_filtration.docx
@@ -8965,7 +8965,7 @@
         <w:t xml:space="preserve"> </w:t>
       </w:r>
       <w:r>
-        <w:t xml:space="preserve">8–30 psi, 100.0% of the predicted MVM values meet the</w:t>
+        <w:t xml:space="preserve">8–30 psi, 78.1% of the predicted MVM values meet the</w:t>
       </w:r>
       <w:r>
         <w:t xml:space="preserve"> </w:t>
@@ -9327,12 +9327,13 @@
               <w:tblLook w:firstRow="1" w:lastRow="0" w:firstColumn="0" w:lastColumn="0" w:noHBand="0" w:noVBand="0" w:val="0020"/>
             </w:tblPr>
             <w:tblGrid>
-              <w:gridCol w:w="1504"/>
-              <w:gridCol w:w="2059"/>
-              <w:gridCol w:w="1188"/>
-              <w:gridCol w:w="633"/>
-              <w:gridCol w:w="1504"/>
-              <w:gridCol w:w="1029"/>
+              <w:gridCol w:w="1331"/>
+              <w:gridCol w:w="1822"/>
+              <w:gridCol w:w="1051"/>
+              <w:gridCol w:w="560"/>
+              <w:gridCol w:w="911"/>
+              <w:gridCol w:w="1331"/>
+              <w:gridCol w:w="911"/>
             </w:tblGrid>
             <w:tr>
               <w:trPr>
@@ -9399,6 +9400,19 @@
                     <w:jc w:val="center"/>
                   </w:pPr>
                   <w:r>
+                    <w:t xml:space="preserve">Criterion</w:t>
+                  </w:r>
+                </w:p>
+              </w:tc>
+              <w:tc>
+                <w:tcPr/>
+                <w:p>
+                  <w:pPr>
+                    <w:pStyle w:val="Compact"/>
+                    <w:jc w:val="left"/>
+                    <w:jc w:val="center"/>
+                  </w:pPr>
+                  <w:r>
                     <w:t xml:space="preserve">PAR (set-point)</w:t>
                   </w:r>
                 </w:p>
@@ -9479,20 +9493,33 @@
                     <w:jc w:val="center"/>
                   </w:pPr>
                   <w:r>
-                    <w:t xml:space="preserve">50–140</w:t>
-                  </w:r>
-                </w:p>
-              </w:tc>
-              <w:tc>
-                <w:tcPr/>
-                <w:p>
-                  <w:pPr>
-                    <w:pStyle w:val="Compact"/>
-                    <w:jc w:val="left"/>
-                    <w:jc w:val="center"/>
-                  </w:pPr>
-                  <w:r>
-                    <w:t xml:space="preserve">50–140</w:t>
+                    <w:t xml:space="preserve">≥ 4.97</w:t>
+                  </w:r>
+                </w:p>
+              </w:tc>
+              <w:tc>
+                <w:tcPr/>
+                <w:p>
+                  <w:pPr>
+                    <w:pStyle w:val="Compact"/>
+                    <w:jc w:val="left"/>
+                    <w:jc w:val="center"/>
+                  </w:pPr>
+                  <w:r>
+                    <w:t xml:space="preserve">50–127</w:t>
+                  </w:r>
+                </w:p>
+              </w:tc>
+              <w:tc>
+                <w:tcPr/>
+                <w:p>
+                  <w:pPr>
+                    <w:pStyle w:val="Compact"/>
+                    <w:jc w:val="left"/>
+                    <w:jc w:val="center"/>
+                  </w:pPr>
+                  <w:r>
+                    <w:t xml:space="preserve">50–97.2</w:t>
                   </w:r>
                 </w:p>
               </w:tc>
@@ -9559,6 +9586,19 @@
                     <w:jc w:val="center"/>
                   </w:pPr>
                   <w:r>
+                    <w:t xml:space="preserve">≥ 4.97</w:t>
+                  </w:r>
+                </w:p>
+              </w:tc>
+              <w:tc>
+                <w:tcPr/>
+                <w:p>
+                  <w:pPr>
+                    <w:pStyle w:val="Compact"/>
+                    <w:jc w:val="left"/>
+                    <w:jc w:val="center"/>
+                  </w:pPr>
+                  <w:r>
                     <w:t xml:space="preserve">8–30</w:t>
                   </w:r>
                 </w:p>
@@ -9572,7 +9612,7 @@
                     <w:jc w:val="center"/>
                   </w:pPr>
                   <w:r>
-                    <w:t xml:space="preserve">8–30</w:t>
+                    <w:t xml:space="preserve">12.1–24.8</w:t>
                   </w:r>
                 </w:p>
               </w:tc>
@@ -9639,6 +9679,19 @@
                     <w:jc w:val="center"/>
                   </w:pPr>
                   <w:r>
+                    <w:t xml:space="preserve">≥ 5.47</w:t>
+                  </w:r>
+                </w:p>
+              </w:tc>
+              <w:tc>
+                <w:tcPr/>
+                <w:p>
+                  <w:pPr>
+                    <w:pStyle w:val="Compact"/>
+                    <w:jc w:val="left"/>
+                    <w:jc w:val="center"/>
+                  </w:pPr>
+                  <w:r>
                     <w:t xml:space="preserve">50–140</w:t>
                   </w:r>
                 </w:p>
@@ -9707,6 +9760,19 @@
                   </w:pPr>
                   <w:r>
                     <w:t xml:space="preserve">psi</w:t>
+                  </w:r>
+                </w:p>
+              </w:tc>
+              <w:tc>
+                <w:tcPr/>
+                <w:p>
+                  <w:pPr>
+                    <w:pStyle w:val="Compact"/>
+                    <w:jc w:val="left"/>
+                    <w:jc w:val="center"/>
+                  </w:pPr>
+                  <w:r>
+                    <w:t xml:space="preserve">≥ 5.47</w:t>
                   </w:r>
                 </w:p>
               </w:tc>
@@ -9748,7 +9814,13 @@
         <w:pStyle w:val="BodyText"/>
       </w:pPr>
       <w:r>
-        <w:t xml:space="preserve">Every proven acceptable range in</w:t>
+        <w:t xml:space="preserve">2 of the 4 proven acceptable ranges</w:t>
+      </w:r>
+      <w:r>
+        <w:t xml:space="preserve"> </w:t>
+      </w:r>
+      <w:r>
+        <w:t xml:space="preserve">in</w:t>
       </w:r>
       <w:r>
         <w:t xml:space="preserve"> </w:t>
@@ -9765,13 +9837,13 @@
         <w:t xml:space="preserve"> </w:t>
       </w:r>
       <w:r>
-        <w:t xml:space="preserve">spans the full characterization range of its</w:t>
-      </w:r>
-      <w:r>
-        <w:t xml:space="preserve"> </w:t>
-      </w:r>
-      <w:r>
-        <w:t xml:space="preserve">parameter, under both analyses. The first analysis holds the other parameter at its</w:t>
+        <w:t xml:space="preserve">span the full characterization range of their parameter under both analyses, and</w:t>
+      </w:r>
+      <w:r>
+        <w:t xml:space="preserve"> </w:t>
+      </w:r>
+      <w:r>
+        <w:t xml:space="preserve">both MVM rows do not. The first analysis holds the other parameter at its</w:t>
       </w:r>
       <w:r>
         <w:t xml:space="preserve"> </w:t>
@@ -9795,42 +9867,69 @@
         <w:t xml:space="preserve"> </w:t>
       </w:r>
       <w:r>
-        <w:t xml:space="preserve">2,000 draws at each of 81 grid points. The two</w:t>
-      </w:r>
-      <w:r>
-        <w:t xml:space="preserve"> </w:t>
-      </w:r>
-      <w:r>
-        <w:t xml:space="preserve">analyses agree for all four combinations</w:t>
-      </w:r>
-      <w:r>
-        <w:t xml:space="preserve"> </w:t>
-      </w:r>
-      <w:r>
-        <w:t xml:space="preserve">(</w:t>
-      </w:r>
-      <w:hyperlink w:anchor="tbl-par">
-        <w:r>
-          <w:rPr>
-            <w:rStyle w:val="Hyperlink"/>
-          </w:rPr>
-          <w:t xml:space="preserve">Table 15</w:t>
-        </w:r>
-      </w:hyperlink>
-      <w:r>
-        <w:t xml:space="preserve">), which means that no parameter of this step has an edge of failure inside its</w:t>
-      </w:r>
-      <w:r>
-        <w:t xml:space="preserve"> </w:t>
-      </w:r>
-      <w:r>
-        <w:t xml:space="preserve">characterized range, and that the result is not sensitive to how the other parameter moves</w:t>
-      </w:r>
-      <w:r>
-        <w:t xml:space="preserve"> </w:t>
-      </w:r>
-      <w:r>
-        <w:t xml:space="preserve">within its routine range.</w:t>
+        <w:t xml:space="preserve">2,000 draws at each of 81 grid points.</w:t>
+      </w:r>
+    </w:p>
+    <w:p>
+      <w:pPr>
+        <w:pStyle w:val="BodyText"/>
+      </w:pPr>
+      <w:r>
+        <w:t xml:space="preserve">The result that matters is the ceiling on filtration volume. Held at the set-point for</w:t>
+      </w:r>
+      <w:r>
+        <w:t xml:space="preserve"> </w:t>
+      </w:r>
+      <w:r>
+        <w:t xml:space="preserve">pressure, MVM clearance meets its step requirement up to</w:t>
+      </w:r>
+      <w:r>
+        <w:t xml:space="preserve"> </w:t>
+      </w:r>
+      <w:r>
+        <w:t xml:space="preserve">127 L/m², and with pressure varying across its normal operating</w:t>
+      </w:r>
+      <w:r>
+        <w:t xml:space="preserve"> </w:t>
+      </w:r>
+      <w:r>
+        <w:t xml:space="preserve">range only up to 97 L/m². Both are inside the characterized</w:t>
+      </w:r>
+      <w:r>
+        <w:t xml:space="preserve"> </w:t>
+      </w:r>
+      <w:r>
+        <w:t xml:space="preserve">range of 50–140 L/m², so this step does have an edge of failure inside the</w:t>
+      </w:r>
+      <w:r>
+        <w:t xml:space="preserve"> </w:t>
+      </w:r>
+      <w:r>
+        <w:t xml:space="preserve">range it was studied over, and the parvovirus is what finds it. That is the expected result</w:t>
+      </w:r>
+      <w:r>
+        <w:t xml:space="preserve"> </w:t>
+      </w:r>
+      <w:r>
+        <w:t xml:space="preserve">for a small-virus retentive filter, where breakthrough rises with the volume put through the</w:t>
+      </w:r>
+      <w:r>
+        <w:t xml:space="preserve"> </w:t>
+      </w:r>
+      <w:r>
+        <w:t xml:space="preserve">membrane, and it is why the load limit is written into the batch record. XMuLV shows nothing</w:t>
+      </w:r>
+      <w:r>
+        <w:t xml:space="preserve"> </w:t>
+      </w:r>
+      <w:r>
+        <w:t xml:space="preserve">of the kind, because the enveloped virus is retained with a wide margin everywhere in the</w:t>
+      </w:r>
+      <w:r>
+        <w:t xml:space="preserve"> </w:t>
+      </w:r>
+      <w:r>
+        <w:t xml:space="preserve">region.</w:t>
       </w:r>
     </w:p>
     <w:tbl>
@@ -10016,19 +10115,19 @@
         <w:t xml:space="preserve"> </w:t>
       </w:r>
       <w:r>
-        <w:t xml:space="preserve">log reduction falls steadily from left to right, the acceptance limit runs well below the</w:t>
-      </w:r>
-      <w:r>
-        <w:t xml:space="preserve"> </w:t>
-      </w:r>
-      <w:r>
-        <w:t xml:space="preserve">curve, and the green region covers the whole axis. The right panel adds the information that</w:t>
-      </w:r>
-      <w:r>
-        <w:t xml:space="preserve"> </w:t>
-      </w:r>
-      <w:r>
-        <w:t xml:space="preserve">matters for assurance. With pressure varying across its normal operating range, the lower edge of the</w:t>
+        <w:t xml:space="preserve">log reduction falls steadily from left to right and crosses the acceptance limit before the</w:t>
+      </w:r>
+      <w:r>
+        <w:t xml:space="preserve"> </w:t>
+      </w:r>
+      <w:r>
+        <w:t xml:space="preserve">right-hand edge, so the green region stops short of the end of the axis. The right panel</w:t>
+      </w:r>
+      <w:r>
+        <w:t xml:space="preserve"> </w:t>
+      </w:r>
+      <w:r>
+        <w:t xml:space="preserve">adds the information that matters for assurance. With pressure varying across its normal operating range, the lower edge of the</w:t>
       </w:r>
       <w:r>
         <w:t xml:space="preserve"> </w:t>
@@ -10058,7 +10157,7 @@
         <w:t xml:space="preserve"> </w:t>
       </w:r>
       <w:r>
-        <w:t xml:space="preserve">100.0% anywhere on the axis.</w:t>
+        <w:t xml:space="preserve">10.9% anywhere on the axis.</w:t>
       </w:r>
       <w:r>
         <w:t xml:space="preserve"> </w:t>
@@ -10095,25 +10194,25 @@
         <w:pStyle w:val="BodyText"/>
       </w:pPr>
       <w:r>
-        <w:t xml:space="preserve">Two consequences follow for how the ranges are used. Because every proven acceptable range</w:t>
-      </w:r>
-      <w:r>
-        <w:t xml:space="preserve"> </w:t>
-      </w:r>
-      <w:r>
-        <w:t xml:space="preserve">covers the full characterized range, no univariate range binds the operating region; the</w:t>
-      </w:r>
-      <w:r>
-        <w:t xml:space="preserve"> </w:t>
-      </w:r>
-      <w:r>
-        <w:t xml:space="preserve">binding constraint on the step is the worst-case corner of the multivariate region</w:t>
-      </w:r>
-      <w:r>
-        <w:t xml:space="preserve"> </w:t>
-      </w:r>
-      <w:r>
-        <w:t xml:space="preserve">identified in §6, and in practice the load limit written into the batch record. Because the</w:t>
+        <w:t xml:space="preserve">Two consequences follow for how the ranges are used. Because the MVM ranges do not cover the</w:t>
+      </w:r>
+      <w:r>
+        <w:t xml:space="preserve"> </w:t>
+      </w:r>
+      <w:r>
+        <w:t xml:space="preserve">full characterized range, a univariate range does bind this step. The binding constraint is</w:t>
+      </w:r>
+      <w:r>
+        <w:t xml:space="preserve"> </w:t>
+      </w:r>
+      <w:r>
+        <w:t xml:space="preserve">the ceiling on filtration volume, which is tighter than the worst-case corner of the</w:t>
+      </w:r>
+      <w:r>
+        <w:t xml:space="preserve"> </w:t>
+      </w:r>
+      <w:r>
+        <w:t xml:space="preserve">multivariate region identified in §6 and is the limit written into the batch record. Because the</w:t>
       </w:r>
       <w:r>
         <w:t xml:space="preserve"> </w:t>
